--- a/docs/word-arsip/(ARSIP) penjelasan-fitur.docx
+++ b/docs/word-arsip/(ARSIP) penjelasan-fitur.docx
@@ -143,7 +143,12 @@
     </w:p>
     <w:p>
       <w:r>
-        <w:t>Status: belum dikerjakan (diisi ulang di tiap akhir slice).</w:t>
+        <w:t>Status: **sudah bisa dipakai** (slice 04). Menyimpan jawaban otomatis, mengumpulkan dua kali tidak</w:t>
+      </w:r>
+    </w:p>
+    <w:p>
+      <w:r>
+        <w:t>digandakan, dan waktu habis dikumpulkan otomatis oleh server.</w:t>
       </w:r>
     </w:p>
     <w:p>
@@ -234,7 +239,17 @@
     </w:p>
     <w:p>
       <w:r>
-        <w:t>Status: belum dikerjakan (diisi ulang di tiap akhir slice).</w:t>
+        <w:t>Status: **sudah bisa dipakai** (slice 06). Delapan tipe soal tersedia di editor guru, dinilai otomatis,</w:t>
+      </w:r>
+    </w:p>
+    <w:p>
+      <w:r>
+        <w:t>lalu guru mengoreksi manual lewat token konfirmasi sekali pakai yang tercatat di audit.</w:t>
+      </w:r>
+    </w:p>
+    <w:p>
+      <w:r>
+        <w:t>Pengoreksian bahasa oleh AI menyusul di slice 09.</w:t>
       </w:r>
     </w:p>
     <w:p>
@@ -325,7 +340,12 @@
     </w:p>
     <w:p>
       <w:r>
-        <w:t>Status: belum dikerjakan (diisi ulang di tiap akhir slice).</w:t>
+        <w:t>Status: **sudah bisa dipakai** (slice 05). Halaman progres per tema untuk murid dan laporan per tema untuk</w:t>
+      </w:r>
+    </w:p>
+    <w:p>
+      <w:r>
+        <w:t>guru, dengan ambang pemahaman dan data minimum yang diatur guru.</w:t>
       </w:r>
     </w:p>
     <w:p>
@@ -416,7 +436,12 @@
     </w:p>
     <w:p>
       <w:r>
-        <w:t>Status: belum dikerjakan (diisi ulang di tiap akhir slice).</w:t>
+        <w:t>Status: **sudah bisa dipakai** (slice 05). Ranking mati secara bawaan; lencana per mapel dan remedial</w:t>
+      </w:r>
+    </w:p>
+    <w:p>
+      <w:r>
+        <w:t>otomatis tersedia.</w:t>
       </w:r>
     </w:p>
     <w:p>
@@ -507,7 +532,12 @@
     </w:p>
     <w:p>
       <w:r>
-        <w:t>Status: belum dikerjakan (diisi ulang di tiap akhir slice).</w:t>
+        <w:t>Status: **sudah bisa dipakai** (slice 02, diperluas di slice 07). Saklar anti-cheat juga memakai mekanisme</w:t>
+      </w:r>
+    </w:p>
+    <w:p>
+      <w:r>
+        <w:t>yang sama, termasuk preset ujian yang bisa dinyalakan sekali klik.</w:t>
       </w:r>
     </w:p>
     <w:p>
@@ -689,7 +719,7 @@
     </w:p>
     <w:p>
       <w:r>
-        <w:t>Status: belum dikerjakan (diisi ulang di tiap akhir slice).</w:t>
+        <w:t>Status: **sudah bisa dipakai** (slice 07). Semua pengaman mati secara bawaan dan baru bekerja bila guru menyalakannya. Guru bisa meninjau tiap catatan (valid / tidak valid) langsung dari Live Monitor. Yang belum ada dan kami sebutkan apa adanya: deteksi gangguan proteksi tingkat lanjut, deteksi keluar layar penuh, dan pemanggilan Zoom/Meet untuk verifikasi — ketiganya ditunda, bukan disembunyikan.</w:t>
       </w:r>
     </w:p>
     <w:p>
